--- a/tasks/features/qa-evidence/QA-Test-Plan-Scheduler-Customer-Priority.docx
+++ b/tasks/features/qa-evidence/QA-Test-Plan-Scheduler-Customer-Priority.docx
@@ -11,7 +11,7 @@
           <w:b/>
           <w:sz w:val="36"/>
         </w:rPr>
-        <w:t>QA Test Plan — Customer Priority Feature (Scheduler Only)</w:t>
+        <w:t>QA Test Plan - Customer Priority Feature (Scheduler Only)</w:t>
       </w:r>
     </w:p>
     <w:p>
@@ -59,7 +59,7 @@
         <w:pStyle w:val="ListBullet"/>
       </w:pPr>
       <w:r>
-        <w:t>Status: GREEN — the local Scheduler before/after proof is clear and the priority UI behavior is visible.</w:t>
+        <w:t>Status: GREEN for local demo - the before/after proof is clear and the priority UI behavior is visible. Not yet PR-ready by itself because the after-state was verified in the local bring-up workspace, not a clean Scheduler feature branch.</w:t>
       </w:r>
     </w:p>
     <w:p>
@@ -291,17 +291,17 @@
     </w:p>
     <w:p>
       <w:r>
-        <w:t>Test path 1 — Denver proof: use warehouse Denver and date 06 Apr on both sides. Before, ordinary jobs sit above TAVA Waters. After, TAVA Waters moves to the top and shows PRIORITY 1 in the Priority column.</w:t>
+        <w:t>Test path 1 - Denver proof: use warehouse Denver and date 06 Apr on both sides. Before, ordinary jobs sit above TAVA Waters. After, TAVA Waters moves to the top and shows PRIORITY 1 in the Priority column.</w:t>
       </w:r>
     </w:p>
     <w:p>
       <w:r>
-        <w:t>Test path 2 — Phoenix proof: use warehouse Phoenix and date 06 Apr on both sides. Before, Waterford Place is still mixed into the regular list. After, Vetra Chandler and Waterford Place group at the top as NEW CUSTOMER.</w:t>
+        <w:t>Test path 2 - Phoenix proof: use warehouse Phoenix and date 06 Apr on both sides. Before, Waterford Place is still mixed into the regular list. After, Vetra Chandler and Waterford Place group at the top as NEW CUSTOMER.</w:t>
       </w:r>
     </w:p>
     <w:p>
       <w:r>
-        <w:t>Test path 3 — material warning proof: find a shortage-style material note in the after-state UI and confirm the row can still show priority styling while the key text stays red.</w:t>
+        <w:t>Test path 3 - material warning proof: find a shortage-style material note in the after-state UI and confirm the row can still show priority styling while the key text stays red.</w:t>
       </w:r>
     </w:p>
     <w:p>
@@ -342,7 +342,7 @@
     </w:p>
     <w:p>
       <w:r>
-        <w:t>Fig 1 — Denver before vs after</w:t>
+        <w:t>Fig 1 - Denver before vs after</w:t>
       </w:r>
     </w:p>
     <w:p>
@@ -383,7 +383,7 @@
     </w:p>
     <w:p>
       <w:r>
-        <w:t>Fig 2 — Phoenix before vs after</w:t>
+        <w:t>Fig 2 - Phoenix before vs after</w:t>
       </w:r>
     </w:p>
     <w:p>
